--- a/_site/operating-system/2019-06-19-adb/index.docx
+++ b/_site/operating-system/2019-06-19-adb/index.docx
@@ -44,7 +44,7 @@
         <w:t xml:space="preserve"> </w:t>
       </w:r>
     </w:p>
-    <w:bookmarkStart w:id="20" w:name="title"/>
+    <w:bookmarkStart w:id="22" w:name="title"/>
     <w:p>
       <w:pPr>
         <w:pStyle w:val="Heading1"/>
@@ -93,8 +93,8 @@
         <w:t xml:space="preserve"> </w:t>
       </w:r>
     </w:p>
-    <w:bookmarkEnd w:id="20"/>
-    <w:bookmarkStart w:id="24" w:name="author-note"/>
+    <w:bookmarkEnd w:id="22"/>
+    <w:bookmarkStart w:id="26" w:name="author-note"/>
     <w:p>
       <w:pPr>
         <w:pStyle w:val="Heading1"/>
@@ -113,15 +113,15 @@
       <w:r>
         <w:t xml:space="preserve"> </w:t>
       </w:r>
-      <w:bookmarkStart w:id="21" w:name="orchid"/>
+      <w:bookmarkStart w:id="23" w:name="orchid"/>
       <w:r>
         <w:t xml:space="preserve">Orcid ID Logo: A green circle with white letters ID</w:t>
       </w:r>
-      <w:bookmarkEnd w:id="21"/>
-      <w:r>
-        <w:t xml:space="preserve"> </w:t>
-      </w:r>
-      <w:hyperlink r:id="rId22">
+      <w:bookmarkEnd w:id="23"/>
+      <w:r>
+        <w:t xml:space="preserve"> </w:t>
+      </w:r>
+      <w:hyperlink r:id="rId24">
         <w:r>
           <w:rPr>
             <w:rStyle w:val="Hyperlink"/>
@@ -173,7 +173,7 @@
       <w:r>
         <w:t xml:space="preserve"> </w:t>
       </w:r>
-      <w:hyperlink r:id="rId23">
+      <w:hyperlink r:id="rId25">
         <w:r>
           <w:rPr>
             <w:rStyle w:val="Hyperlink"/>
@@ -187,8 +187,8 @@
         <w:br w:type="page"/>
       </w:r>
     </w:p>
-    <w:bookmarkEnd w:id="24"/>
-    <w:bookmarkStart w:id="25" w:name="abstract"/>
+    <w:bookmarkEnd w:id="26"/>
+    <w:bookmarkStart w:id="27" w:name="abstract"/>
     <w:p>
       <w:pPr>
         <w:pStyle w:val="Heading1"/>
@@ -225,8 +225,8 @@
         <w:br w:type="page"/>
       </w:r>
     </w:p>
-    <w:bookmarkEnd w:id="25"/>
-    <w:bookmarkStart w:id="26" w:name="firstheader"/>
+    <w:bookmarkEnd w:id="27"/>
+    <w:bookmarkStart w:id="28" w:name="firstheader"/>
     <w:p>
       <w:pPr>
         <w:pStyle w:val="Heading1"/>
@@ -235,8 +235,8 @@
         <w:t xml:space="preserve">Guía completa de comandos ADB Android</w:t>
       </w:r>
     </w:p>
-    <w:bookmarkEnd w:id="26"/>
-    <w:bookmarkStart w:id="31" w:name="adb"/>
+    <w:bookmarkEnd w:id="28"/>
+    <w:bookmarkStart w:id="33" w:name="adb"/>
     <w:p>
       <w:pPr>
         <w:pStyle w:val="Heading1"/>
@@ -245,7 +245,7 @@
         <w:t xml:space="preserve">1. ADB</w:t>
       </w:r>
     </w:p>
-    <w:bookmarkStart w:id="27" w:name="qué-es-android-debug-bridge"/>
+    <w:bookmarkStart w:id="29" w:name="qué-es-android-debug-bridge"/>
     <w:p>
       <w:pPr>
         <w:pStyle w:val="Heading2"/>
@@ -272,8 +272,8 @@
         <w:t xml:space="preserve">es una herramienta de línea de comandos versátil que permite comunicarte con dispositivos Android. Es parte esencial del SDK de Android y proporciona acceso completo al sistema operativo del dispositivo.</w:t>
       </w:r>
     </w:p>
-    <w:bookmarkEnd w:id="27"/>
-    <w:bookmarkStart w:id="28" w:name="componentes-de-adb"/>
+    <w:bookmarkEnd w:id="29"/>
+    <w:bookmarkStart w:id="30" w:name="componentes-de-adb"/>
     <w:p>
       <w:pPr>
         <w:pStyle w:val="Heading2"/>
@@ -464,8 +464,8 @@
         <w:t xml:space="preserve">Proceso en segundo plano</w:t>
       </w:r>
     </w:p>
-    <w:bookmarkEnd w:id="28"/>
-    <w:bookmarkStart w:id="29" w:name="funcionamiento"/>
+    <w:bookmarkEnd w:id="30"/>
+    <w:bookmarkStart w:id="31" w:name="funcionamiento"/>
     <w:p>
       <w:pPr>
         <w:pStyle w:val="Heading2"/>
@@ -674,8 +674,8 @@
         <w:t xml:space="preserve">└────────────────────────────────────────────┘</w:t>
       </w:r>
     </w:p>
-    <w:bookmarkEnd w:id="29"/>
-    <w:bookmarkStart w:id="30" w:name="ventajas-de-adb"/>
+    <w:bookmarkEnd w:id="31"/>
+    <w:bookmarkStart w:id="32" w:name="ventajas-de-adb"/>
     <w:p>
       <w:pPr>
         <w:pStyle w:val="Heading2"/>
@@ -871,9 +871,9 @@
         </w:pict>
       </w:r>
     </w:p>
-    <w:bookmarkEnd w:id="30"/>
-    <w:bookmarkEnd w:id="31"/>
-    <w:bookmarkStart w:id="34" w:name="arquitectura-de-adb"/>
+    <w:bookmarkEnd w:id="32"/>
+    <w:bookmarkEnd w:id="33"/>
+    <w:bookmarkStart w:id="36" w:name="arquitectura-de-adb"/>
     <w:p>
       <w:pPr>
         <w:pStyle w:val="Heading1"/>
@@ -882,7 +882,7 @@
         <w:t xml:space="preserve">2. Arquitectura de ADB</w:t>
       </w:r>
     </w:p>
-    <w:bookmarkStart w:id="32" w:name="proceso-de-conexión"/>
+    <w:bookmarkStart w:id="34" w:name="proceso-de-conexión"/>
     <w:p>
       <w:pPr>
         <w:pStyle w:val="Heading2"/>
@@ -1076,8 +1076,8 @@
         <w:t xml:space="preserve">Respuesta llega al cliente</w:t>
       </w:r>
     </w:p>
-    <w:bookmarkEnd w:id="32"/>
-    <w:bookmarkStart w:id="33" w:name="puertos-y-conexiones"/>
+    <w:bookmarkEnd w:id="34"/>
+    <w:bookmarkStart w:id="35" w:name="puertos-y-conexiones"/>
     <w:p>
       <w:pPr>
         <w:pStyle w:val="Heading2"/>
@@ -1172,9 +1172,9 @@
         <w:t xml:space="preserve">WiFi: Puerto 5555 (configurable)</w:t>
       </w:r>
     </w:p>
-    <w:bookmarkEnd w:id="33"/>
-    <w:bookmarkEnd w:id="34"/>
-    <w:bookmarkStart w:id="38" w:name="instalación-en-arch-linux"/>
+    <w:bookmarkEnd w:id="35"/>
+    <w:bookmarkEnd w:id="36"/>
+    <w:bookmarkStart w:id="40" w:name="instalación-en-arch-linux"/>
     <w:p>
       <w:pPr>
         <w:pStyle w:val="Heading1"/>
@@ -1183,7 +1183,7 @@
         <w:t xml:space="preserve">3. Instalación en Arch Linux</w:t>
       </w:r>
     </w:p>
-    <w:bookmarkStart w:id="35" w:name="Xf9d0603376cbe0a03b7b6ae8afb49e314583518"/>
+    <w:bookmarkStart w:id="37" w:name="Xf9d0603376cbe0a03b7b6ae8afb49e314583518"/>
     <w:p>
       <w:pPr>
         <w:pStyle w:val="Heading2"/>
@@ -1286,8 +1286,8 @@
         <w:t xml:space="preserve"># Version 35.0.1-11580240</w:t>
       </w:r>
     </w:p>
-    <w:bookmarkEnd w:id="35"/>
-    <w:bookmarkStart w:id="36" w:name="método-2-android-sdk-completo"/>
+    <w:bookmarkEnd w:id="37"/>
+    <w:bookmarkStart w:id="38" w:name="método-2-android-sdk-completo"/>
     <w:p>
       <w:pPr>
         <w:pStyle w:val="Heading2"/>
@@ -1519,8 +1519,8 @@
         <w:t xml:space="preserve">source ~/.config/fish/config.fish</w:t>
       </w:r>
     </w:p>
-    <w:bookmarkEnd w:id="36"/>
-    <w:bookmarkStart w:id="37" w:name="método-3-descarga-manual"/>
+    <w:bookmarkEnd w:id="38"/>
+    <w:bookmarkStart w:id="39" w:name="método-3-descarga-manual"/>
     <w:p>
       <w:pPr>
         <w:pStyle w:val="Heading2"/>
@@ -1750,9 +1750,9 @@
         <w:t xml:space="preserve"> ~/.config/fish/config.fish</w:t>
       </w:r>
     </w:p>
-    <w:bookmarkEnd w:id="37"/>
-    <w:bookmarkEnd w:id="38"/>
-    <w:bookmarkStart w:id="44" w:name="configuración-inicial"/>
+    <w:bookmarkEnd w:id="39"/>
+    <w:bookmarkEnd w:id="40"/>
+    <w:bookmarkStart w:id="46" w:name="configuración-inicial"/>
     <w:p>
       <w:pPr>
         <w:pStyle w:val="Heading1"/>
@@ -1761,7 +1761,7 @@
         <w:t xml:space="preserve">4. Configuración Inicial</w:t>
       </w:r>
     </w:p>
-    <w:bookmarkStart w:id="39" w:name="verificar-instalación"/>
+    <w:bookmarkStart w:id="41" w:name="verificar-instalación"/>
     <w:p>
       <w:pPr>
         <w:pStyle w:val="Heading2"/>
@@ -1856,8 +1856,8 @@
         <w:t xml:space="preserve"> help</w:t>
       </w:r>
     </w:p>
-    <w:bookmarkEnd w:id="39"/>
-    <w:bookmarkStart w:id="40" w:name="configurar-permisos-de-usuario"/>
+    <w:bookmarkEnd w:id="41"/>
+    <w:bookmarkStart w:id="42" w:name="configurar-permisos-de-usuario"/>
     <w:p>
       <w:pPr>
         <w:pStyle w:val="Heading2"/>
@@ -2123,8 +2123,8 @@
         <w:t xml:space="preserve"># Opción 3: Reiniciar sistema</w:t>
       </w:r>
     </w:p>
-    <w:bookmarkEnd w:id="40"/>
-    <w:bookmarkStart w:id="41" w:name="configurar-reglas-udev"/>
+    <w:bookmarkEnd w:id="42"/>
+    <w:bookmarkStart w:id="43" w:name="configurar-reglas-udev"/>
     <w:p>
       <w:pPr>
         <w:pStyle w:val="Heading2"/>
@@ -2505,8 +2505,8 @@
         <w:t xml:space="preserve"> udevadm trigger</w:t>
       </w:r>
     </w:p>
-    <w:bookmarkEnd w:id="41"/>
-    <w:bookmarkStart w:id="42" w:name="habilitar-depuración-usb-en-android"/>
+    <w:bookmarkEnd w:id="43"/>
+    <w:bookmarkStart w:id="44" w:name="habilitar-depuración-usb-en-android"/>
     <w:p>
       <w:pPr>
         <w:pStyle w:val="Heading2"/>
@@ -2719,8 +2719,8 @@
         <w:t xml:space="preserve">Reiniciar dispositivo</w:t>
       </w:r>
     </w:p>
-    <w:bookmarkEnd w:id="42"/>
-    <w:bookmarkStart w:id="43" w:name="primera-conexión"/>
+    <w:bookmarkEnd w:id="44"/>
+    <w:bookmarkStart w:id="45" w:name="primera-conexión"/>
     <w:p>
       <w:pPr>
         <w:pStyle w:val="Heading2"/>
@@ -2904,9 +2904,9 @@
         <w:t xml:space="preserve"># ABC123456789    device</w:t>
       </w:r>
     </w:p>
-    <w:bookmarkEnd w:id="43"/>
-    <w:bookmarkEnd w:id="44"/>
-    <w:bookmarkStart w:id="51" w:name="conexión-de-dispositivos"/>
+    <w:bookmarkEnd w:id="45"/>
+    <w:bookmarkEnd w:id="46"/>
+    <w:bookmarkStart w:id="53" w:name="conexión-de-dispositivos"/>
     <w:p>
       <w:pPr>
         <w:pStyle w:val="Heading1"/>
@@ -2915,7 +2915,7 @@
         <w:t xml:space="preserve">5. Conexión de Dispositivos</w:t>
       </w:r>
     </w:p>
-    <w:bookmarkStart w:id="45" w:name="conexión-usb"/>
+    <w:bookmarkStart w:id="47" w:name="conexión-usb"/>
     <w:p>
       <w:pPr>
         <w:pStyle w:val="Heading2"/>
@@ -3203,8 +3203,8 @@
         <w:t xml:space="preserve"> shell</w:t>
       </w:r>
     </w:p>
-    <w:bookmarkEnd w:id="45"/>
-    <w:bookmarkStart w:id="48" w:name="conexión-wifi-android-11"/>
+    <w:bookmarkEnd w:id="47"/>
+    <w:bookmarkStart w:id="50" w:name="conexión-wifi-android-11"/>
     <w:p>
       <w:pPr>
         <w:pStyle w:val="Heading2"/>
@@ -3213,7 +3213,7 @@
         <w:t xml:space="preserve">5.2 Conexión WiFi (Android 11+)</w:t>
       </w:r>
     </w:p>
-    <w:bookmarkStart w:id="46" w:name="método-1-vinculación-con-código"/>
+    <w:bookmarkStart w:id="48" w:name="método-1-vinculación-con-código"/>
     <w:p>
       <w:pPr>
         <w:pStyle w:val="Heading3"/>
@@ -3437,8 +3437,8 @@
         <w:t xml:space="preserve"> devices</w:t>
       </w:r>
     </w:p>
-    <w:bookmarkEnd w:id="46"/>
-    <w:bookmarkStart w:id="47" w:name="X678cc8b97effbe96804b6b1f004784b37345c54"/>
+    <w:bookmarkEnd w:id="48"/>
+    <w:bookmarkStart w:id="49" w:name="X678cc8b97effbe96804b6b1f004784b37345c54"/>
     <w:p>
       <w:pPr>
         <w:pStyle w:val="Heading3"/>
@@ -3655,9 +3655,9 @@
         <w:t xml:space="preserve"> usb</w:t>
       </w:r>
     </w:p>
-    <w:bookmarkEnd w:id="47"/>
-    <w:bookmarkEnd w:id="48"/>
-    <w:bookmarkStart w:id="49" w:name="reconexión-automática"/>
+    <w:bookmarkEnd w:id="49"/>
+    <w:bookmarkEnd w:id="50"/>
+    <w:bookmarkStart w:id="51" w:name="reconexión-automática"/>
     <w:p>
       <w:pPr>
         <w:pStyle w:val="Heading2"/>
@@ -3761,8 +3761,8 @@
         <w:t xml:space="preserve"> connect 192.168.1.100:5555</w:t>
       </w:r>
     </w:p>
-    <w:bookmarkEnd w:id="49"/>
-    <w:bookmarkStart w:id="50" w:name="variable-de-entorno-android_serial"/>
+    <w:bookmarkEnd w:id="51"/>
+    <w:bookmarkStart w:id="52" w:name="variable-de-entorno-android_serial"/>
     <w:p>
       <w:pPr>
         <w:pStyle w:val="Heading2"/>
@@ -3948,9 +3948,9 @@
         </w:pict>
       </w:r>
     </w:p>
-    <w:bookmarkEnd w:id="50"/>
-    <w:bookmarkEnd w:id="51"/>
-    <w:bookmarkStart w:id="56" w:name="comandos-básicos"/>
+    <w:bookmarkEnd w:id="52"/>
+    <w:bookmarkEnd w:id="53"/>
+    <w:bookmarkStart w:id="58" w:name="comandos-básicos"/>
     <w:p>
       <w:pPr>
         <w:pStyle w:val="Heading1"/>
@@ -3959,7 +3959,7 @@
         <w:t xml:space="preserve">6. Comandos Básicos</w:t>
       </w:r>
     </w:p>
-    <w:bookmarkStart w:id="52" w:name="gestión-del-servidor-adb"/>
+    <w:bookmarkStart w:id="54" w:name="gestión-del-servidor-adb"/>
     <w:p>
       <w:pPr>
         <w:pStyle w:val="Heading2"/>
@@ -4120,8 +4120,8 @@
         <w:t xml:space="preserve"># (siempre es 5037 por defecto)</w:t>
       </w:r>
     </w:p>
-    <w:bookmarkEnd w:id="52"/>
-    <w:bookmarkStart w:id="53" w:name="información-del-dispositivo"/>
+    <w:bookmarkEnd w:id="54"/>
+    <w:bookmarkStart w:id="55" w:name="información-del-dispositivo"/>
     <w:p>
       <w:pPr>
         <w:pStyle w:val="Heading2"/>
@@ -4414,8 +4414,8 @@
         <w:t xml:space="preserve"># Posibles valores: device, offline, bootloader, recovery</w:t>
       </w:r>
     </w:p>
-    <w:bookmarkEnd w:id="53"/>
-    <w:bookmarkStart w:id="54" w:name="reiniciar-dispositivo"/>
+    <w:bookmarkEnd w:id="55"/>
+    <w:bookmarkStart w:id="56" w:name="reiniciar-dispositivo"/>
     <w:p>
       <w:pPr>
         <w:pStyle w:val="Heading2"/>
@@ -4531,8 +4531,8 @@
         <w:t xml:space="preserve"> reboot-bootloader</w:t>
       </w:r>
     </w:p>
-    <w:bookmarkEnd w:id="54"/>
-    <w:bookmarkStart w:id="55" w:name="logs-y-debugging"/>
+    <w:bookmarkEnd w:id="56"/>
+    <w:bookmarkStart w:id="57" w:name="logs-y-debugging"/>
     <w:p>
       <w:pPr>
         <w:pStyle w:val="Heading2"/>
@@ -4739,9 +4739,9 @@
         </w:pict>
       </w:r>
     </w:p>
-    <w:bookmarkEnd w:id="55"/>
-    <w:bookmarkEnd w:id="56"/>
-    <w:bookmarkStart w:id="65" w:name="gestión-de-aplicaciones"/>
+    <w:bookmarkEnd w:id="57"/>
+    <w:bookmarkEnd w:id="58"/>
+    <w:bookmarkStart w:id="67" w:name="gestión-de-aplicaciones"/>
     <w:p>
       <w:pPr>
         <w:pStyle w:val="Heading1"/>
@@ -4750,7 +4750,7 @@
         <w:t xml:space="preserve">7. Gestión de Aplicaciones</w:t>
       </w:r>
     </w:p>
-    <w:bookmarkStart w:id="57" w:name="instalar-apk"/>
+    <w:bookmarkStart w:id="59" w:name="instalar-apk"/>
     <w:p>
       <w:pPr>
         <w:pStyle w:val="Heading2"/>
@@ -5085,8 +5085,8 @@
         <w:t xml:space="preserve"> app.apk</w:t>
       </w:r>
     </w:p>
-    <w:bookmarkEnd w:id="57"/>
-    <w:bookmarkStart w:id="58" w:name="desinstalar-aplicación"/>
+    <w:bookmarkEnd w:id="59"/>
+    <w:bookmarkStart w:id="60" w:name="desinstalar-aplicación"/>
     <w:p>
       <w:pPr>
         <w:pStyle w:val="Heading2"/>
@@ -5199,8 +5199,8 @@
         <w:t xml:space="preserve"> ABC123 uninstall com.example.app</w:t>
       </w:r>
     </w:p>
-    <w:bookmarkEnd w:id="58"/>
-    <w:bookmarkStart w:id="59" w:name="listar-aplicaciones"/>
+    <w:bookmarkEnd w:id="60"/>
+    <w:bookmarkStart w:id="61" w:name="listar-aplicaciones"/>
     <w:p>
       <w:pPr>
         <w:pStyle w:val="Heading2"/>
@@ -5451,8 +5451,8 @@
         <w:t xml:space="preserve">-f</w:t>
       </w:r>
     </w:p>
-    <w:bookmarkEnd w:id="59"/>
-    <w:bookmarkStart w:id="60" w:name="información-de-aplicación"/>
+    <w:bookmarkEnd w:id="61"/>
+    <w:bookmarkStart w:id="62" w:name="información-de-aplicación"/>
     <w:p>
       <w:pPr>
         <w:pStyle w:val="Heading2"/>
@@ -5616,8 +5616,8 @@
         <w:t xml:space="preserve"> versionName</w:t>
       </w:r>
     </w:p>
-    <w:bookmarkEnd w:id="60"/>
-    <w:bookmarkStart w:id="61" w:name="iniciar-aplicación"/>
+    <w:bookmarkEnd w:id="62"/>
+    <w:bookmarkStart w:id="63" w:name="iniciar-aplicación"/>
     <w:p>
       <w:pPr>
         <w:pStyle w:val="Heading2"/>
@@ -5766,8 +5766,8 @@
         <w:t xml:space="preserve"> https://google.com</w:t>
       </w:r>
     </w:p>
-    <w:bookmarkEnd w:id="61"/>
-    <w:bookmarkStart w:id="62" w:name="detener-aplicación"/>
+    <w:bookmarkEnd w:id="63"/>
+    <w:bookmarkStart w:id="64" w:name="detener-aplicación"/>
     <w:p>
       <w:pPr>
         <w:pStyle w:val="Heading2"/>
@@ -5829,8 +5829,8 @@
         <w:t xml:space="preserve"> shell am kill com.android.chrome</w:t>
       </w:r>
     </w:p>
-    <w:bookmarkEnd w:id="62"/>
-    <w:bookmarkStart w:id="63" w:name="limpiar-datos-de-aplicación"/>
+    <w:bookmarkEnd w:id="64"/>
+    <w:bookmarkStart w:id="65" w:name="limpiar-datos-de-aplicación"/>
     <w:p>
       <w:pPr>
         <w:pStyle w:val="Heading2"/>
@@ -5865,8 +5865,8 @@
         <w:t xml:space="preserve"> shell pm clear com.android.chrome</w:t>
       </w:r>
     </w:p>
-    <w:bookmarkEnd w:id="63"/>
-    <w:bookmarkStart w:id="64" w:name="habilitardeshabilitar-aplicación"/>
+    <w:bookmarkEnd w:id="65"/>
+    <w:bookmarkStart w:id="66" w:name="habilitardeshabilitar-aplicación"/>
     <w:p>
       <w:pPr>
         <w:pStyle w:val="Heading2"/>
@@ -5928,9 +5928,9 @@
         <w:t xml:space="preserve"> shell pm enable com.example.app</w:t>
       </w:r>
     </w:p>
-    <w:bookmarkEnd w:id="64"/>
-    <w:bookmarkEnd w:id="65"/>
-    <w:bookmarkStart w:id="70" w:name="transferencia-de-archivos"/>
+    <w:bookmarkEnd w:id="66"/>
+    <w:bookmarkEnd w:id="67"/>
+    <w:bookmarkStart w:id="72" w:name="transferencia-de-archivos"/>
     <w:p>
       <w:pPr>
         <w:pStyle w:val="Heading1"/>
@@ -5939,7 +5939,7 @@
         <w:t xml:space="preserve">8. Transferencia de Archivos</w:t>
       </w:r>
     </w:p>
-    <w:bookmarkStart w:id="66" w:name="copiar-archivos-al-dispositivo-push"/>
+    <w:bookmarkStart w:id="68" w:name="copiar-archivos-al-dispositivo-push"/>
     <w:p>
       <w:pPr>
         <w:pStyle w:val="Heading2"/>
@@ -6112,8 +6112,8 @@
         <w:t xml:space="preserve"> ABC123 push archivo.txt /sdcard/</w:t>
       </w:r>
     </w:p>
-    <w:bookmarkEnd w:id="66"/>
-    <w:bookmarkStart w:id="67" w:name="copiar-archivos-del-dispositivo-pull"/>
+    <w:bookmarkEnd w:id="68"/>
+    <w:bookmarkStart w:id="69" w:name="copiar-archivos-del-dispositivo-pull"/>
     <w:p>
       <w:pPr>
         <w:pStyle w:val="Heading2"/>
@@ -6271,8 +6271,8 @@
         <w:t xml:space="preserve"> ABC123 pull /sdcard/foto.jpg ./</w:t>
       </w:r>
     </w:p>
-    <w:bookmarkEnd w:id="67"/>
-    <w:bookmarkStart w:id="68" w:name="explorar-sistema-de-archivos"/>
+    <w:bookmarkEnd w:id="69"/>
+    <w:bookmarkStart w:id="70" w:name="explorar-sistema-de-archivos"/>
     <w:p>
       <w:pPr>
         <w:pStyle w:val="Heading2"/>
@@ -6490,8 +6490,8 @@
         <w:t xml:space="preserve">-h</w:t>
       </w:r>
     </w:p>
-    <w:bookmarkEnd w:id="68"/>
-    <w:bookmarkStart w:id="69" w:name="creareliminar-archivos-y-directorios"/>
+    <w:bookmarkEnd w:id="70"/>
+    <w:bookmarkStart w:id="71" w:name="creareliminar-archivos-y-directorios"/>
     <w:p>
       <w:pPr>
         <w:pStyle w:val="Heading2"/>
@@ -6686,9 +6686,9 @@
         </w:pict>
       </w:r>
     </w:p>
-    <w:bookmarkEnd w:id="69"/>
-    <w:bookmarkEnd w:id="70"/>
-    <w:bookmarkStart w:id="75" w:name="shell-de-android"/>
+    <w:bookmarkEnd w:id="71"/>
+    <w:bookmarkEnd w:id="72"/>
+    <w:bookmarkStart w:id="77" w:name="shell-de-android"/>
     <w:p>
       <w:pPr>
         <w:pStyle w:val="Heading1"/>
@@ -6697,7 +6697,7 @@
         <w:t xml:space="preserve">9. Shell de Android</w:t>
       </w:r>
     </w:p>
-    <w:bookmarkStart w:id="71" w:name="acceder-al-shell"/>
+    <w:bookmarkStart w:id="73" w:name="acceder-al-shell"/>
     <w:p>
       <w:pPr>
         <w:pStyle w:val="Heading2"/>
@@ -6843,8 +6843,8 @@
         <w:t xml:space="preserve"># Ahora estarás como root (#)</w:t>
       </w:r>
     </w:p>
-    <w:bookmarkEnd w:id="71"/>
-    <w:bookmarkStart w:id="72" w:name="comandos-unix-disponibles"/>
+    <w:bookmarkEnd w:id="73"/>
+    <w:bookmarkStart w:id="74" w:name="comandos-unix-disponibles"/>
     <w:p>
       <w:pPr>
         <w:pStyle w:val="Heading2"/>
@@ -7281,8 +7281,8 @@
         <w:t xml:space="preserve">- Cambiar propietario</w:t>
       </w:r>
     </w:p>
-    <w:bookmarkEnd w:id="72"/>
-    <w:bookmarkStart w:id="73" w:name="propiedades-del-sistema"/>
+    <w:bookmarkEnd w:id="74"/>
+    <w:bookmarkStart w:id="75" w:name="propiedades-del-sistema"/>
     <w:p>
       <w:pPr>
         <w:pStyle w:val="Heading2"/>
@@ -7509,8 +7509,8 @@
         <w:t xml:space="preserve"># Hostname</w:t>
       </w:r>
     </w:p>
-    <w:bookmarkEnd w:id="73"/>
-    <w:bookmarkStart w:id="74" w:name="configuraciones-del-sistema"/>
+    <w:bookmarkEnd w:id="75"/>
+    <w:bookmarkStart w:id="76" w:name="configuraciones-del-sistema"/>
     <w:p>
       <w:pPr>
         <w:pStyle w:val="Heading2"/>
@@ -7659,9 +7659,9 @@
         <w:t xml:space="preserve"> shell settings list secure</w:t>
       </w:r>
     </w:p>
-    <w:bookmarkEnd w:id="74"/>
-    <w:bookmarkEnd w:id="75"/>
-    <w:bookmarkStart w:id="84" w:name="administrador-de-actividades"/>
+    <w:bookmarkEnd w:id="76"/>
+    <w:bookmarkEnd w:id="77"/>
+    <w:bookmarkStart w:id="86" w:name="administrador-de-actividades"/>
     <w:p>
       <w:pPr>
         <w:pStyle w:val="Heading1"/>
@@ -7682,7 +7682,7 @@
         <w:t xml:space="preserve">El Administrador de Actividades (am) controla actividades, servicios e intents.</w:t>
       </w:r>
     </w:p>
-    <w:bookmarkStart w:id="76" w:name="sintaxis-básica"/>
+    <w:bookmarkStart w:id="78" w:name="sintaxis-básica"/>
     <w:p>
       <w:pPr>
         <w:pStyle w:val="Heading2"/>
@@ -7759,8 +7759,8 @@
         <w:t xml:space="preserve"> shell am comando</w:t>
       </w:r>
     </w:p>
-    <w:bookmarkEnd w:id="76"/>
-    <w:bookmarkStart w:id="77" w:name="iniciar-actividad"/>
+    <w:bookmarkEnd w:id="78"/>
+    <w:bookmarkStart w:id="79" w:name="iniciar-actividad"/>
     <w:p>
       <w:pPr>
         <w:pStyle w:val="Heading2"/>
@@ -8050,8 +8050,8 @@
         <w:t xml:space="preserve"> com.example.app/.MainActivity</w:t>
       </w:r>
     </w:p>
-    <w:bookmarkEnd w:id="77"/>
-    <w:bookmarkStart w:id="78" w:name="iniciar-servicio"/>
+    <w:bookmarkEnd w:id="79"/>
+    <w:bookmarkStart w:id="80" w:name="iniciar-servicio"/>
     <w:p>
       <w:pPr>
         <w:pStyle w:val="Heading2"/>
@@ -8089,8 +8089,8 @@
         <w:t xml:space="preserve"> com.example.app/.MyService</w:t>
       </w:r>
     </w:p>
-    <w:bookmarkEnd w:id="78"/>
-    <w:bookmarkStart w:id="79" w:name="enviar-broadcast"/>
+    <w:bookmarkEnd w:id="80"/>
+    <w:bookmarkStart w:id="81" w:name="enviar-broadcast"/>
     <w:p>
       <w:pPr>
         <w:pStyle w:val="Heading2"/>
@@ -8188,8 +8188,8 @@
         <w:t xml:space="preserve"> key value</w:t>
       </w:r>
     </w:p>
-    <w:bookmarkEnd w:id="79"/>
-    <w:bookmarkStart w:id="80" w:name="forzar-detención"/>
+    <w:bookmarkEnd w:id="81"/>
+    <w:bookmarkStart w:id="82" w:name="forzar-detención"/>
     <w:p>
       <w:pPr>
         <w:pStyle w:val="Heading2"/>
@@ -8215,8 +8215,8 @@
         <w:t xml:space="preserve"> shell am force-stop com.android.chrome</w:t>
       </w:r>
     </w:p>
-    <w:bookmarkEnd w:id="80"/>
-    <w:bookmarkStart w:id="81" w:name="matar-proceso"/>
+    <w:bookmarkEnd w:id="82"/>
+    <w:bookmarkStart w:id="83" w:name="matar-proceso"/>
     <w:p>
       <w:pPr>
         <w:pStyle w:val="Heading2"/>
@@ -8278,8 +8278,8 @@
         <w:t xml:space="preserve"> shell am kill-all</w:t>
       </w:r>
     </w:p>
-    <w:bookmarkEnd w:id="81"/>
-    <w:bookmarkStart w:id="82" w:name="modificar-pantalla"/>
+    <w:bookmarkEnd w:id="83"/>
+    <w:bookmarkStart w:id="84" w:name="modificar-pantalla"/>
     <w:p>
       <w:pPr>
         <w:pStyle w:val="Heading2"/>
@@ -8395,8 +8395,8 @@
         <w:t xml:space="preserve"> shell am display-density reset</w:t>
       </w:r>
     </w:p>
-    <w:bookmarkEnd w:id="82"/>
-    <w:bookmarkStart w:id="83" w:name="ejemplos-de-intents"/>
+    <w:bookmarkEnd w:id="84"/>
+    <w:bookmarkStart w:id="85" w:name="ejemplos-de-intents"/>
     <w:p>
       <w:pPr>
         <w:pStyle w:val="Heading2"/>
@@ -8773,9 +8773,9 @@
         <w:t xml:space="preserve">"Asunto"</w:t>
       </w:r>
     </w:p>
-    <w:bookmarkEnd w:id="83"/>
-    <w:bookmarkEnd w:id="84"/>
-    <w:bookmarkStart w:id="91" w:name="administrador-de-paquetes"/>
+    <w:bookmarkEnd w:id="85"/>
+    <w:bookmarkEnd w:id="86"/>
+    <w:bookmarkStart w:id="93" w:name="administrador-de-paquetes"/>
     <w:p>
       <w:pPr>
         <w:pStyle w:val="Heading1"/>
@@ -8796,7 +8796,7 @@
         <w:t xml:space="preserve">El Administrador de Paquetes (pm) gestiona aplicaciones instaladas.</w:t>
       </w:r>
     </w:p>
-    <w:bookmarkStart w:id="85" w:name="listar-paquetes"/>
+    <w:bookmarkStart w:id="87" w:name="listar-paquetes"/>
     <w:p>
       <w:pPr>
         <w:pStyle w:val="Heading2"/>
@@ -9047,8 +9047,8 @@
         <w:t xml:space="preserve"> chrome</w:t>
       </w:r>
     </w:p>
-    <w:bookmarkEnd w:id="85"/>
-    <w:bookmarkStart w:id="86" w:name="información-del-paquete"/>
+    <w:bookmarkEnd w:id="87"/>
+    <w:bookmarkStart w:id="88" w:name="información-del-paquete"/>
     <w:p>
       <w:pPr>
         <w:pStyle w:val="Heading2"/>
@@ -9215,8 +9215,8 @@
         <w:t xml:space="preserve"> shell pm list permission-groups</w:t>
       </w:r>
     </w:p>
-    <w:bookmarkEnd w:id="86"/>
-    <w:bookmarkStart w:id="87" w:name="otorgarrevocar-permisos"/>
+    <w:bookmarkEnd w:id="88"/>
+    <w:bookmarkStart w:id="89" w:name="otorgarrevocar-permisos"/>
     <w:p>
       <w:pPr>
         <w:pStyle w:val="Heading2"/>
@@ -9335,8 +9335,8 @@
         <w:t xml:space="preserve"># android.permission.RECORD_AUDIO</w:t>
       </w:r>
     </w:p>
-    <w:bookmarkEnd w:id="87"/>
-    <w:bookmarkStart w:id="88" w:name="habilitardeshabilitar-paquete"/>
+    <w:bookmarkEnd w:id="89"/>
+    <w:bookmarkStart w:id="90" w:name="habilitardeshabilitar-paquete"/>
     <w:p>
       <w:pPr>
         <w:pStyle w:val="Heading2"/>
@@ -9398,8 +9398,8 @@
         <w:t xml:space="preserve"> shell pm enable com.example.app</w:t>
       </w:r>
     </w:p>
-    <w:bookmarkEnd w:id="88"/>
-    <w:bookmarkStart w:id="89" w:name="limpiar-datos"/>
+    <w:bookmarkEnd w:id="90"/>
+    <w:bookmarkStart w:id="91" w:name="limpiar-datos"/>
     <w:p>
       <w:pPr>
         <w:pStyle w:val="Heading2"/>
@@ -9434,8 +9434,8 @@
         <w:t xml:space="preserve"> shell pm clear com.android.chrome</w:t>
       </w:r>
     </w:p>
-    <w:bookmarkEnd w:id="89"/>
-    <w:bookmarkStart w:id="90" w:name="usuarios"/>
+    <w:bookmarkEnd w:id="91"/>
+    <w:bookmarkStart w:id="92" w:name="usuarios"/>
     <w:p>
       <w:pPr>
         <w:pStyle w:val="Heading2"/>
@@ -9557,9 +9557,9 @@
         <w:t xml:space="preserve"> shell pm get-max-users</w:t>
       </w:r>
     </w:p>
-    <w:bookmarkEnd w:id="90"/>
-    <w:bookmarkEnd w:id="91"/>
-    <w:bookmarkStart w:id="94" w:name="captura-de-pantalla-y-grabación"/>
+    <w:bookmarkEnd w:id="92"/>
+    <w:bookmarkEnd w:id="93"/>
+    <w:bookmarkStart w:id="96" w:name="captura-de-pantalla-y-grabación"/>
     <w:p>
       <w:pPr>
         <w:pStyle w:val="Heading1"/>
@@ -9568,7 +9568,7 @@
         <w:t xml:space="preserve">12. Captura de Pantalla y Grabación</w:t>
       </w:r>
     </w:p>
-    <w:bookmarkStart w:id="92" w:name="captura-de-pantalla"/>
+    <w:bookmarkStart w:id="94" w:name="captura-de-pantalla"/>
     <w:p>
       <w:pPr>
         <w:pStyle w:val="Heading2"/>
@@ -9792,8 +9792,8 @@
         <w:t xml:space="preserve">.png</w:t>
       </w:r>
     </w:p>
-    <w:bookmarkEnd w:id="92"/>
-    <w:bookmarkStart w:id="93" w:name="grabación-de-video"/>
+    <w:bookmarkEnd w:id="94"/>
+    <w:bookmarkStart w:id="95" w:name="grabación-de-video"/>
     <w:p>
       <w:pPr>
         <w:pStyle w:val="Heading2"/>
@@ -10122,9 +10122,9 @@
         <w:t xml:space="preserve">No soporta rotación durante grabación</w:t>
       </w:r>
     </w:p>
-    <w:bookmarkEnd w:id="93"/>
-    <w:bookmarkEnd w:id="94"/>
-    <w:bookmarkStart w:id="97" w:name="redirección-de-puertos"/>
+    <w:bookmarkEnd w:id="95"/>
+    <w:bookmarkEnd w:id="96"/>
+    <w:bookmarkStart w:id="99" w:name="redirección-de-puertos"/>
     <w:p>
       <w:pPr>
         <w:pStyle w:val="Heading1"/>
@@ -10133,7 +10133,7 @@
         <w:t xml:space="preserve">13. Redirección de Puertos</w:t>
       </w:r>
     </w:p>
-    <w:bookmarkStart w:id="95" w:name="forward-host-dispositivo"/>
+    <w:bookmarkStart w:id="97" w:name="forward-host-dispositivo"/>
     <w:p>
       <w:pPr>
         <w:pStyle w:val="Heading2"/>
@@ -10318,8 +10318,8 @@
         <w:t xml:space="preserve"># Ahora accesible en: http://localhost:8080</w:t>
       </w:r>
     </w:p>
-    <w:bookmarkEnd w:id="95"/>
-    <w:bookmarkStart w:id="96" w:name="reverse-dispositivo-host"/>
+    <w:bookmarkEnd w:id="97"/>
+    <w:bookmarkStart w:id="98" w:name="reverse-dispositivo-host"/>
     <w:p>
       <w:pPr>
         <w:pStyle w:val="Heading2"/>
@@ -10504,9 +10504,9 @@
         <w:t xml:space="preserve"># Dispositivo puede acceder a http://localhost:3000</w:t>
       </w:r>
     </w:p>
-    <w:bookmarkEnd w:id="96"/>
-    <w:bookmarkEnd w:id="97"/>
-    <w:bookmarkStart w:id="107" w:name="X34d6cc09d6aaafc797f201e1c565f3b934922ac"/>
+    <w:bookmarkEnd w:id="98"/>
+    <w:bookmarkEnd w:id="99"/>
+    <w:bookmarkStart w:id="109" w:name="X34d6cc09d6aaafc797f201e1c565f3b934922ac"/>
     <w:p>
       <w:pPr>
         <w:pStyle w:val="Heading1"/>
@@ -10515,7 +10515,7 @@
         <w:t xml:space="preserve">14. Comandos ADB para Conectar y Instalar en Windows</w:t>
       </w:r>
     </w:p>
-    <w:bookmarkStart w:id="98" w:name="X57456ad5398153ef3e12493b93a4e4c67a38e86"/>
+    <w:bookmarkStart w:id="100" w:name="X57456ad5398153ef3e12493b93a4e4c67a38e86"/>
     <w:p>
       <w:pPr>
         <w:pStyle w:val="Heading2"/>
@@ -10536,8 +10536,8 @@
         <w:t xml:space="preserve">Microsoft Corporation. Todos los derechos reservados.</w:t>
       </w:r>
     </w:p>
-    <w:bookmarkEnd w:id="98"/>
-    <w:bookmarkStart w:id="99" w:name="X74d4a84caf783bc95edf159841d49de3b269cfc"/>
+    <w:bookmarkEnd w:id="100"/>
+    <w:bookmarkStart w:id="101" w:name="X74d4a84caf783bc95edf159841d49de3b269cfc"/>
     <w:p>
       <w:pPr>
         <w:pStyle w:val="Heading2"/>
@@ -10587,8 +10587,8 @@
         <w:t xml:space="preserve">"C:\Users\achalmaedison\Downloads\ADB"</w:t>
       </w:r>
     </w:p>
-    <w:bookmarkEnd w:id="99"/>
-    <w:bookmarkStart w:id="100" w:name="conexión-con-adb"/>
+    <w:bookmarkEnd w:id="101"/>
+    <w:bookmarkStart w:id="102" w:name="conexión-con-adb"/>
     <w:p>
       <w:pPr>
         <w:pStyle w:val="Heading2"/>
@@ -10655,8 +10655,8 @@
         <w:t xml:space="preserve"> conectado a 127.0.0.1:58526</w:t>
       </w:r>
     </w:p>
-    <w:bookmarkEnd w:id="100"/>
-    <w:bookmarkStart w:id="101" w:name="instalación-de-instagram-apk"/>
+    <w:bookmarkEnd w:id="102"/>
+    <w:bookmarkStart w:id="103" w:name="instalación-de-instagram-apk"/>
     <w:p>
       <w:pPr>
         <w:pStyle w:val="Heading2"/>
@@ -10749,8 +10749,8 @@
         <w:t xml:space="preserve">Este es un ejemplo de cómo utilizar los comandos ADB en un entorno Windows.</w:t>
       </w:r>
     </w:p>
-    <w:bookmarkEnd w:id="101"/>
-    <w:bookmarkStart w:id="103" w:name="descarga-de-adb"/>
+    <w:bookmarkEnd w:id="103"/>
+    <w:bookmarkStart w:id="105" w:name="descarga-de-adb"/>
     <w:p>
       <w:pPr>
         <w:pStyle w:val="Heading2"/>
@@ -10771,7 +10771,7 @@
       <w:pPr>
         <w:pStyle w:val="BodyText"/>
       </w:pPr>
-      <w:hyperlink r:id="rId102">
+      <w:hyperlink r:id="rId104">
         <w:r>
           <w:rPr>
             <w:rStyle w:val="Hyperlink"/>
@@ -10780,8 +10780,8 @@
         </w:r>
       </w:hyperlink>
     </w:p>
-    <w:bookmarkEnd w:id="103"/>
-    <w:bookmarkStart w:id="104" w:name="configuración"/>
+    <w:bookmarkEnd w:id="105"/>
+    <w:bookmarkStart w:id="106" w:name="configuración"/>
     <w:p>
       <w:pPr>
         <w:pStyle w:val="Heading2"/>
@@ -10920,8 +10920,8 @@
         <w:t xml:space="preserve">latform-tools</w:t>
       </w:r>
     </w:p>
-    <w:bookmarkEnd w:id="104"/>
-    <w:bookmarkStart w:id="105" w:name="X771bd700031f3ce123c42e83eb09a765df4e717"/>
+    <w:bookmarkEnd w:id="106"/>
+    <w:bookmarkStart w:id="107" w:name="X771bd700031f3ce123c42e83eb09a765df4e717"/>
     <w:p>
       <w:pPr>
         <w:pStyle w:val="Heading2"/>
@@ -11024,8 +11024,8 @@
         <w:t xml:space="preserve">Si los comandos no funcionan, intenta reiniciar el sistema.</w:t>
       </w:r>
     </w:p>
-    <w:bookmarkEnd w:id="105"/>
-    <w:bookmarkStart w:id="106" w:name="ejemplo-de-salida-esperada"/>
+    <w:bookmarkEnd w:id="107"/>
+    <w:bookmarkStart w:id="108" w:name="ejemplo-de-salida-esperada"/>
     <w:p>
       <w:pPr>
         <w:pStyle w:val="Heading2"/>
@@ -11276,9 +11276,9 @@
         <w:t xml:space="preserve">&gt;</w:t>
       </w:r>
     </w:p>
-    <w:bookmarkEnd w:id="106"/>
-    <w:bookmarkEnd w:id="107"/>
-    <w:bookmarkStart w:id="113" w:name="X6c26c4a0221f1685ca56620ecc9bbd980a68681"/>
+    <w:bookmarkEnd w:id="108"/>
+    <w:bookmarkEnd w:id="109"/>
+    <w:bookmarkStart w:id="115" w:name="X6c26c4a0221f1685ca56620ecc9bbd980a68681"/>
     <w:p>
       <w:pPr>
         <w:pStyle w:val="Heading1"/>
@@ -11297,7 +11297,7 @@
       <w:r>
         <w:t xml:space="preserve"> </w:t>
       </w:r>
-      <w:hyperlink r:id="rId108">
+      <w:hyperlink r:id="rId110">
         <w:r>
           <w:rPr>
             <w:rStyle w:val="Hyperlink"/>
@@ -11309,7 +11309,7 @@
         <w:t xml:space="preserve">.</w:t>
       </w:r>
     </w:p>
-    <w:bookmarkStart w:id="109" w:name="X541827ca3b3df48fa700ede573b598d1e608f97"/>
+    <w:bookmarkStart w:id="111" w:name="X541827ca3b3df48fa700ede573b598d1e608f97"/>
     <w:p>
       <w:pPr>
         <w:pStyle w:val="Heading2"/>
@@ -11332,7 +11332,7 @@
       <w:r>
         <w:t xml:space="preserve"> </w:t>
       </w:r>
-      <w:hyperlink r:id="rId108">
+      <w:hyperlink r:id="rId110">
         <w:r>
           <w:rPr>
             <w:rStyle w:val="Hyperlink"/>
@@ -11434,8 +11434,8 @@
         <w:t xml:space="preserve">.</w:t>
       </w:r>
     </w:p>
-    <w:bookmarkEnd w:id="109"/>
-    <w:bookmarkStart w:id="111" w:name="X533db77ce411b20119ad595d4855c671bd7ec17"/>
+    <w:bookmarkEnd w:id="111"/>
+    <w:bookmarkStart w:id="113" w:name="X533db77ce411b20119ad595d4855c671bd7ec17"/>
     <w:p>
       <w:pPr>
         <w:pStyle w:val="Heading2"/>
@@ -11458,7 +11458,7 @@
       <w:r>
         <w:t xml:space="preserve"> </w:t>
       </w:r>
-      <w:hyperlink r:id="rId110">
+      <w:hyperlink r:id="rId112">
         <w:r>
           <w:rPr>
             <w:rStyle w:val="Hyperlink"/>
@@ -11648,8 +11648,8 @@
         <w:t xml:space="preserve">y otros archivos.</w:t>
       </w:r>
     </w:p>
-    <w:bookmarkEnd w:id="111"/>
-    <w:bookmarkStart w:id="112" w:name="paso-3-instalar-la-aplicación-de-android"/>
+    <w:bookmarkEnd w:id="113"/>
+    <w:bookmarkStart w:id="114" w:name="paso-3-instalar-la-aplicación-de-android"/>
     <w:p>
       <w:pPr>
         <w:pStyle w:val="Heading2"/>
@@ -12110,9 +12110,9 @@
         <w:t xml:space="preserve">).</w:t>
       </w:r>
     </w:p>
-    <w:bookmarkEnd w:id="112"/>
-    <w:bookmarkEnd w:id="113"/>
-    <w:bookmarkStart w:id="121" w:name="casos-de-uso-profesionales"/>
+    <w:bookmarkEnd w:id="114"/>
+    <w:bookmarkEnd w:id="115"/>
+    <w:bookmarkStart w:id="123" w:name="casos-de-uso-profesionales"/>
     <w:p>
       <w:pPr>
         <w:pStyle w:val="Heading1"/>
@@ -12121,7 +12121,7 @@
         <w:t xml:space="preserve">16. Casos de Uso Profesionales</w:t>
       </w:r>
     </w:p>
-    <w:bookmarkStart w:id="114" w:name="caso-1-instalación-masiva-de-apks"/>
+    <w:bookmarkStart w:id="116" w:name="caso-1-instalación-masiva-de-apks"/>
     <w:p>
       <w:pPr>
         <w:pStyle w:val="Heading2"/>
@@ -12809,8 +12809,8 @@
         <w:t xml:space="preserve">./instalar_apks.sh</w:t>
       </w:r>
     </w:p>
-    <w:bookmarkEnd w:id="114"/>
-    <w:bookmarkStart w:id="115" w:name="caso-2-backup-automático-de-aplicación"/>
+    <w:bookmarkEnd w:id="116"/>
+    <w:bookmarkStart w:id="117" w:name="caso-2-backup-automático-de-aplicación"/>
     <w:p>
       <w:pPr>
         <w:pStyle w:val="Heading2"/>
@@ -13499,8 +13499,8 @@
         <w:t xml:space="preserve">"</w:t>
       </w:r>
     </w:p>
-    <w:bookmarkEnd w:id="115"/>
-    <w:bookmarkStart w:id="116" w:name="caso-3-testing-automatizado"/>
+    <w:bookmarkEnd w:id="117"/>
+    <w:bookmarkStart w:id="118" w:name="caso-3-testing-automatizado"/>
     <w:p>
       <w:pPr>
         <w:pStyle w:val="Heading2"/>
@@ -13832,8 +13832,8 @@
         <w:t xml:space="preserve"> pull /sdcard/test-results.xml ./</w:t>
       </w:r>
     </w:p>
-    <w:bookmarkEnd w:id="116"/>
-    <w:bookmarkStart w:id="117" w:name="caso-4-análisis-de-rendimiento"/>
+    <w:bookmarkEnd w:id="118"/>
+    <w:bookmarkStart w:id="119" w:name="caso-4-análisis-de-rendimiento"/>
     <w:p>
       <w:pPr>
         <w:pStyle w:val="Heading2"/>
@@ -14405,8 +14405,8 @@
         <w:t xml:space="preserve">"Análisis completado"</w:t>
       </w:r>
     </w:p>
-    <w:bookmarkEnd w:id="117"/>
-    <w:bookmarkStart w:id="118" w:name="X2b25515bc13e6d00ea63d8d9051b3168ea6d169"/>
+    <w:bookmarkEnd w:id="119"/>
+    <w:bookmarkStart w:id="120" w:name="X2b25515bc13e6d00ea63d8d9051b3168ea6d169"/>
     <w:p>
       <w:pPr>
         <w:pStyle w:val="Heading2"/>
@@ -15407,8 +15407,8 @@
         <w:t xml:space="preserve">"</w:t>
       </w:r>
     </w:p>
-    <w:bookmarkEnd w:id="118"/>
-    <w:bookmarkStart w:id="119" w:name="caso-6-monitoreo-de-logs-en-tiempo-real"/>
+    <w:bookmarkEnd w:id="120"/>
+    <w:bookmarkStart w:id="121" w:name="caso-6-monitoreo-de-logs-en-tiempo-real"/>
     <w:p>
       <w:pPr>
         <w:pStyle w:val="Heading2"/>
@@ -15752,8 +15752,8 @@
         <w:t xml:space="preserve"> time</w:t>
       </w:r>
     </w:p>
-    <w:bookmarkEnd w:id="119"/>
-    <w:bookmarkStart w:id="120" w:name="caso-7-instalación-y-testing-rápido"/>
+    <w:bookmarkEnd w:id="121"/>
+    <w:bookmarkStart w:id="122" w:name="caso-7-instalación-y-testing-rápido"/>
     <w:p>
       <w:pPr>
         <w:pStyle w:val="Heading2"/>
@@ -16313,9 +16313,9 @@
         <w:t xml:space="preserve">"</w:t>
       </w:r>
     </w:p>
-    <w:bookmarkEnd w:id="120"/>
-    <w:bookmarkEnd w:id="121"/>
-    <w:bookmarkStart w:id="130" w:name="troubleshooting"/>
+    <w:bookmarkEnd w:id="122"/>
+    <w:bookmarkEnd w:id="123"/>
+    <w:bookmarkStart w:id="132" w:name="troubleshooting"/>
     <w:p>
       <w:pPr>
         <w:pStyle w:val="Heading1"/>
@@ -16324,7 +16324,7 @@
         <w:t xml:space="preserve">17. Troubleshooting</w:t>
       </w:r>
     </w:p>
-    <w:bookmarkStart w:id="122" w:name="problema-1-adb-command-not-found"/>
+    <w:bookmarkStart w:id="124" w:name="problema-1-adb-command-not-found"/>
     <w:p>
       <w:pPr>
         <w:pStyle w:val="Heading2"/>
@@ -16548,8 +16548,8 @@
         <w:t xml:space="preserve"> ~/android/platform-tools</w:t>
       </w:r>
     </w:p>
-    <w:bookmarkEnd w:id="122"/>
-    <w:bookmarkStart w:id="123" w:name="Xc7bf3e0bc713710360901c4af5a074da75f5990"/>
+    <w:bookmarkEnd w:id="124"/>
+    <w:bookmarkStart w:id="125" w:name="Xc7bf3e0bc713710360901c4af5a074da75f5990"/>
     <w:p>
       <w:pPr>
         <w:pStyle w:val="Heading2"/>
@@ -16800,8 +16800,8 @@
         <w:t xml:space="preserve"># 5. Reconectar dispositivo</w:t>
       </w:r>
     </w:p>
-    <w:bookmarkEnd w:id="123"/>
-    <w:bookmarkStart w:id="124" w:name="problema-3-device-offline-o-unauthorized"/>
+    <w:bookmarkEnd w:id="125"/>
+    <w:bookmarkStart w:id="126" w:name="problema-3-device-offline-o-unauthorized"/>
     <w:p>
       <w:pPr>
         <w:pStyle w:val="Heading2"/>
@@ -16959,8 +16959,8 @@
         <w:t xml:space="preserve"> devices</w:t>
       </w:r>
     </w:p>
-    <w:bookmarkEnd w:id="124"/>
-    <w:bookmarkStart w:id="125" w:name="problema-4-more-than-one-deviceemulator"/>
+    <w:bookmarkEnd w:id="126"/>
+    <w:bookmarkStart w:id="127" w:name="problema-4-more-than-one-deviceemulator"/>
     <w:p>
       <w:pPr>
         <w:pStyle w:val="Heading2"/>
@@ -17190,8 +17190,8 @@
         <w:t xml:space="preserve"> shell</w:t>
       </w:r>
     </w:p>
-    <w:bookmarkEnd w:id="125"/>
-    <w:bookmarkStart w:id="126" w:name="problema-5-conexión-wifi-se-desconecta"/>
+    <w:bookmarkEnd w:id="127"/>
+    <w:bookmarkStart w:id="128" w:name="problema-5-conexión-wifi-se-desconecta"/>
     <w:p>
       <w:pPr>
         <w:pStyle w:val="Heading2"/>
@@ -17370,8 +17370,8 @@
         <w:t xml:space="preserve"> 192.168.1.100</w:t>
       </w:r>
     </w:p>
-    <w:bookmarkEnd w:id="126"/>
-    <w:bookmarkStart w:id="127" w:name="Xa1ce6b146882d6901131674fb60391f3a7ddbfd"/>
+    <w:bookmarkEnd w:id="128"/>
+    <w:bookmarkStart w:id="129" w:name="Xa1ce6b146882d6901131674fb60391f3a7ddbfd"/>
     <w:p>
       <w:pPr>
         <w:pStyle w:val="Heading2"/>
@@ -17448,8 +17448,8 @@
         <w:t xml:space="preserve"> start-server</w:t>
       </w:r>
     </w:p>
-    <w:bookmarkEnd w:id="127"/>
-    <w:bookmarkStart w:id="128" w:name="X368f5d7f0a2da780608bfdc1b8e940a1cd45547"/>
+    <w:bookmarkEnd w:id="129"/>
+    <w:bookmarkStart w:id="130" w:name="X368f5d7f0a2da780608bfdc1b8e940a1cd45547"/>
     <w:p>
       <w:pPr>
         <w:pStyle w:val="Heading2"/>
@@ -17604,8 +17604,8 @@
         <w:t xml:space="preserve">--reload-rules</w:t>
       </w:r>
     </w:p>
-    <w:bookmarkEnd w:id="128"/>
-    <w:bookmarkStart w:id="129" w:name="X5cfd9ca579ecf0ffb353f724b76cac52dda82ab"/>
+    <w:bookmarkEnd w:id="130"/>
+    <w:bookmarkStart w:id="131" w:name="X5cfd9ca579ecf0ffb353f724b76cac52dda82ab"/>
     <w:p>
       <w:pPr>
         <w:pStyle w:val="Heading2"/>
@@ -17742,9 +17742,9 @@
         <w:t xml:space="preserve"># 4. Como último recurso, reiniciar computadora</w:t>
       </w:r>
     </w:p>
-    <w:bookmarkEnd w:id="129"/>
-    <w:bookmarkEnd w:id="130"/>
-    <w:bookmarkStart w:id="134" w:name="automatización-con-scripts"/>
+    <w:bookmarkEnd w:id="131"/>
+    <w:bookmarkEnd w:id="132"/>
+    <w:bookmarkStart w:id="136" w:name="automatización-con-scripts"/>
     <w:p>
       <w:pPr>
         <w:pStyle w:val="Heading1"/>
@@ -17753,7 +17753,7 @@
         <w:t xml:space="preserve">18. Automatización con Scripts</w:t>
       </w:r>
     </w:p>
-    <w:bookmarkStart w:id="131" w:name="script-fish-instalador-de-apk-mejorado"/>
+    <w:bookmarkStart w:id="133" w:name="script-fish-instalador-de-apk-mejorado"/>
     <w:p>
       <w:pPr>
         <w:pStyle w:val="Heading2"/>
@@ -18325,8 +18325,8 @@
         <w:t xml:space="preserve">adb-install-smart app.apk -r -g</w:t>
       </w:r>
     </w:p>
-    <w:bookmarkEnd w:id="131"/>
-    <w:bookmarkStart w:id="132" w:name="script-bash-backup-completo"/>
+    <w:bookmarkEnd w:id="133"/>
+    <w:bookmarkStart w:id="134" w:name="script-bash-backup-completo"/>
     <w:p>
       <w:pPr>
         <w:pStyle w:val="Heading2"/>
@@ -21067,8 +21067,8 @@
         <w:t xml:space="preserve"> ~/mis-backups/backup-especial</w:t>
       </w:r>
     </w:p>
-    <w:bookmarkEnd w:id="132"/>
-    <w:bookmarkStart w:id="133" w:name="alias-útiles-para-fish"/>
+    <w:bookmarkEnd w:id="134"/>
+    <w:bookmarkStart w:id="135" w:name="alias-útiles-para-fish"/>
     <w:p>
       <w:pPr>
         <w:pStyle w:val="Heading2"/>
@@ -21475,9 +21475,9 @@
         <w:t xml:space="preserve">source ~/.config/fish/config.fish</w:t>
       </w:r>
     </w:p>
-    <w:bookmarkEnd w:id="133"/>
-    <w:bookmarkEnd w:id="134"/>
-    <w:bookmarkStart w:id="140" w:name="referencia-rápida"/>
+    <w:bookmarkEnd w:id="135"/>
+    <w:bookmarkEnd w:id="136"/>
+    <w:bookmarkStart w:id="142" w:name="referencia-rápida"/>
     <w:p>
       <w:pPr>
         <w:pStyle w:val="Heading1"/>
@@ -21486,7 +21486,7 @@
         <w:t xml:space="preserve">19. Referencia Rápida</w:t>
       </w:r>
     </w:p>
-    <w:bookmarkStart w:id="135" w:name="comandos-esenciales"/>
+    <w:bookmarkStart w:id="137" w:name="comandos-esenciales"/>
     <w:p>
       <w:pPr>
         <w:pStyle w:val="Heading2"/>
@@ -22391,8 +22391,8 @@
         <w:t xml:space="preserve"># Bootloader</w:t>
       </w:r>
     </w:p>
-    <w:bookmarkEnd w:id="135"/>
-    <w:bookmarkStart w:id="136" w:name="atajos-de-teclado-en-terminal"/>
+    <w:bookmarkEnd w:id="137"/>
+    <w:bookmarkStart w:id="138" w:name="atajos-de-teclado-en-terminal"/>
     <w:p>
       <w:pPr>
         <w:pStyle w:val="Heading2"/>
@@ -22589,8 +22589,8 @@
         </w:tc>
       </w:tr>
     </w:tbl>
-    <w:bookmarkEnd w:id="136"/>
-    <w:bookmarkStart w:id="137" w:name="variables-de-entorno-útiles"/>
+    <w:bookmarkEnd w:id="138"/>
+    <w:bookmarkStart w:id="139" w:name="variables-de-entorno-útiles"/>
     <w:p>
       <w:pPr>
         <w:pStyle w:val="Heading2"/>
@@ -22676,8 +22676,8 @@
         <w:t xml:space="preserve">export ADB_TRACE=all</w:t>
       </w:r>
     </w:p>
-    <w:bookmarkEnd w:id="137"/>
-    <w:bookmarkStart w:id="138" w:name="locations-importantes"/>
+    <w:bookmarkEnd w:id="139"/>
+    <w:bookmarkStart w:id="140" w:name="locations-importantes"/>
     <w:p>
       <w:pPr>
         <w:pStyle w:val="Heading2"/>
@@ -22769,8 +22769,8 @@
         <w:t xml:space="preserve">/data/app/            # Apps de usuario (requiere root)</w:t>
       </w:r>
     </w:p>
-    <w:bookmarkEnd w:id="138"/>
-    <w:bookmarkStart w:id="139" w:name="intents-comunes"/>
+    <w:bookmarkEnd w:id="140"/>
+    <w:bookmarkStart w:id="141" w:name="intents-comunes"/>
     <w:p>
       <w:pPr>
         <w:pStyle w:val="Heading2"/>
@@ -22883,9 +22883,9 @@
         <w:t xml:space="preserve">android.media.action.IMAGE_CAPTURE</w:t>
       </w:r>
     </w:p>
-    <w:bookmarkEnd w:id="139"/>
-    <w:bookmarkEnd w:id="140"/>
-    <w:bookmarkStart w:id="144" w:name="recursos-adicionales"/>
+    <w:bookmarkEnd w:id="141"/>
+    <w:bookmarkEnd w:id="142"/>
+    <w:bookmarkStart w:id="146" w:name="recursos-adicionales"/>
     <w:p>
       <w:pPr>
         <w:pStyle w:val="Heading1"/>
@@ -22894,7 +22894,7 @@
         <w:t xml:space="preserve">20. Recursos Adicionales</w:t>
       </w:r>
     </w:p>
-    <w:bookmarkStart w:id="141" w:name="documentación-oficial"/>
+    <w:bookmarkStart w:id="143" w:name="documentación-oficial"/>
     <w:p>
       <w:pPr>
         <w:pStyle w:val="Heading2"/>
@@ -22969,8 +22969,8 @@
         <w:t xml:space="preserve">https://developer.android.com/studio/debug</w:t>
       </w:r>
     </w:p>
-    <w:bookmarkEnd w:id="141"/>
-    <w:bookmarkStart w:id="142" w:name="comunidad"/>
+    <w:bookmarkEnd w:id="143"/>
+    <w:bookmarkStart w:id="144" w:name="comunidad"/>
     <w:p>
       <w:pPr>
         <w:pStyle w:val="Heading2"/>
@@ -23045,8 +23045,8 @@
         <w:t xml:space="preserve">https://developer.android.com/</w:t>
       </w:r>
     </w:p>
-    <w:bookmarkEnd w:id="142"/>
-    <w:bookmarkStart w:id="143" w:name="herramientas-complementarias"/>
+    <w:bookmarkEnd w:id="144"/>
+    <w:bookmarkStart w:id="145" w:name="herramientas-complementarias"/>
     <w:p>
       <w:pPr>
         <w:pStyle w:val="Heading2"/>
@@ -23132,9 +23132,9 @@
         <w:t xml:space="preserve"> apktool android-sdk-platform-tools</w:t>
       </w:r>
     </w:p>
-    <w:bookmarkEnd w:id="143"/>
-    <w:bookmarkEnd w:id="144"/>
-    <w:bookmarkStart w:id="148" w:name="mejores-prácticas"/>
+    <w:bookmarkEnd w:id="145"/>
+    <w:bookmarkEnd w:id="146"/>
+    <w:bookmarkStart w:id="150" w:name="mejores-prácticas"/>
     <w:p>
       <w:pPr>
         <w:pStyle w:val="Heading1"/>
@@ -23143,7 +23143,7 @@
         <w:t xml:space="preserve">21. Mejores Prácticas</w:t>
       </w:r>
     </w:p>
-    <w:bookmarkStart w:id="145" w:name="seguridad"/>
+    <w:bookmarkStart w:id="147" w:name="seguridad"/>
     <w:p>
       <w:pPr>
         <w:pStyle w:val="Heading2"/>
@@ -23281,8 +23281,8 @@
         <w:t xml:space="preserve">No usar en redes públicas</w:t>
       </w:r>
     </w:p>
-    <w:bookmarkEnd w:id="145"/>
-    <w:bookmarkStart w:id="146" w:name="rendimiento"/>
+    <w:bookmarkEnd w:id="147"/>
+    <w:bookmarkStart w:id="148" w:name="rendimiento"/>
     <w:p>
       <w:pPr>
         <w:pStyle w:val="Heading2"/>
@@ -23480,8 +23480,8 @@
         <w:t xml:space="preserve">USB 3.0 es significativamente más rápido</w:t>
       </w:r>
     </w:p>
-    <w:bookmarkEnd w:id="146"/>
-    <w:bookmarkStart w:id="147" w:name="desarrollo"/>
+    <w:bookmarkEnd w:id="148"/>
+    <w:bookmarkStart w:id="149" w:name="desarrollo"/>
     <w:p>
       <w:pPr>
         <w:pStyle w:val="Heading2"/>
@@ -23646,9 +23646,9 @@
         <w:t xml:space="preserve">Usar scripts automatizados</w:t>
       </w:r>
     </w:p>
-    <w:bookmarkEnd w:id="147"/>
-    <w:bookmarkEnd w:id="148"/>
-    <w:bookmarkStart w:id="183" w:name="publicaciones-similares"/>
+    <w:bookmarkEnd w:id="149"/>
+    <w:bookmarkEnd w:id="150"/>
+    <w:bookmarkStart w:id="193" w:name="publicaciones-similares"/>
     <w:p>
       <w:pPr>
         <w:pStyle w:val="Heading1"/>
@@ -23673,11 +23673,11 @@
           <w:numId w:val="1037"/>
         </w:numPr>
       </w:pPr>
-      <w:hyperlink r:id="rId149"/>
-      <w:r>
-        <w:t xml:space="preserve"> </w:t>
-      </w:r>
-      <w:hyperlink r:id="rId150">
+      <w:hyperlink r:id="rId151"/>
+      <w:r>
+        <w:t xml:space="preserve"> </w:t>
+      </w:r>
+      <w:hyperlink r:id="rId152">
         <w:r>
           <w:rPr>
             <w:rStyle w:val="Hyperlink"/>
@@ -23694,11 +23694,11 @@
           <w:numId w:val="1037"/>
         </w:numPr>
       </w:pPr>
-      <w:hyperlink r:id="rId151"/>
-      <w:r>
-        <w:t xml:space="preserve"> </w:t>
-      </w:r>
-      <w:hyperlink r:id="rId152">
+      <w:hyperlink r:id="rId153"/>
+      <w:r>
+        <w:t xml:space="preserve"> </w:t>
+      </w:r>
+      <w:hyperlink r:id="rId154">
         <w:r>
           <w:rPr>
             <w:rStyle w:val="Hyperlink"/>
@@ -23715,11 +23715,11 @@
           <w:numId w:val="1037"/>
         </w:numPr>
       </w:pPr>
-      <w:hyperlink r:id="rId153"/>
-      <w:r>
-        <w:t xml:space="preserve"> </w:t>
-      </w:r>
-      <w:hyperlink r:id="rId154">
+      <w:hyperlink r:id="rId155"/>
+      <w:r>
+        <w:t xml:space="preserve"> </w:t>
+      </w:r>
+      <w:hyperlink r:id="rId156">
         <w:r>
           <w:rPr>
             <w:rStyle w:val="Hyperlink"/>
@@ -23736,16 +23736,16 @@
           <w:numId w:val="1037"/>
         </w:numPr>
       </w:pPr>
-      <w:hyperlink r:id="rId155"/>
-      <w:r>
-        <w:t xml:space="preserve"> </w:t>
-      </w:r>
-      <w:hyperlink r:id="rId156">
+      <w:hyperlink r:id="rId157"/>
+      <w:r>
+        <w:t xml:space="preserve"> </w:t>
+      </w:r>
+      <w:hyperlink r:id="rId158">
         <w:r>
           <w:rPr>
             <w:rStyle w:val="Hyperlink"/>
           </w:rPr>
-          <w:t xml:space="preserve">Usando Apk En Windown 11</w:t>
+          <w:t xml:space="preserve">Scrcpy</w:t>
         </w:r>
       </w:hyperlink>
     </w:p>
@@ -23757,11 +23757,11 @@
           <w:numId w:val="1037"/>
         </w:numPr>
       </w:pPr>
-      <w:hyperlink r:id="rId157"/>
-      <w:r>
-        <w:t xml:space="preserve"> </w:t>
-      </w:r>
-      <w:hyperlink r:id="rId158">
+      <w:hyperlink r:id="rId159"/>
+      <w:r>
+        <w:t xml:space="preserve"> </w:t>
+      </w:r>
+      <w:hyperlink r:id="rId160">
         <w:r>
           <w:rPr>
             <w:rStyle w:val="Hyperlink"/>
@@ -23778,11 +23778,11 @@
           <w:numId w:val="1037"/>
         </w:numPr>
       </w:pPr>
-      <w:hyperlink r:id="rId159"/>
-      <w:r>
-        <w:t xml:space="preserve"> </w:t>
-      </w:r>
-      <w:hyperlink r:id="rId160">
+      <w:hyperlink r:id="rId161"/>
+      <w:r>
+        <w:t xml:space="preserve"> </w:t>
+      </w:r>
+      <w:hyperlink r:id="rId162">
         <w:r>
           <w:rPr>
             <w:rStyle w:val="Hyperlink"/>
@@ -23799,11 +23799,11 @@
           <w:numId w:val="1037"/>
         </w:numPr>
       </w:pPr>
-      <w:hyperlink r:id="rId161"/>
-      <w:r>
-        <w:t xml:space="preserve"> </w:t>
-      </w:r>
-      <w:hyperlink r:id="rId162">
+      <w:hyperlink r:id="rId163"/>
+      <w:r>
+        <w:t xml:space="preserve"> </w:t>
+      </w:r>
+      <w:hyperlink r:id="rId164">
         <w:r>
           <w:rPr>
             <w:rStyle w:val="Hyperlink"/>
@@ -23820,11 +23820,11 @@
           <w:numId w:val="1037"/>
         </w:numPr>
       </w:pPr>
-      <w:hyperlink r:id="rId163"/>
-      <w:r>
-        <w:t xml:space="preserve"> </w:t>
-      </w:r>
-      <w:hyperlink r:id="rId164">
+      <w:hyperlink r:id="rId165"/>
+      <w:r>
+        <w:t xml:space="preserve"> </w:t>
+      </w:r>
+      <w:hyperlink r:id="rId166">
         <w:r>
           <w:rPr>
             <w:rStyle w:val="Hyperlink"/>
@@ -23841,11 +23841,11 @@
           <w:numId w:val="1037"/>
         </w:numPr>
       </w:pPr>
-      <w:hyperlink r:id="rId165"/>
-      <w:r>
-        <w:t xml:space="preserve"> </w:t>
-      </w:r>
-      <w:hyperlink r:id="rId166">
+      <w:hyperlink r:id="rId167"/>
+      <w:r>
+        <w:t xml:space="preserve"> </w:t>
+      </w:r>
+      <w:hyperlink r:id="rId168">
         <w:r>
           <w:rPr>
             <w:rStyle w:val="Hyperlink"/>
@@ -23862,11 +23862,11 @@
           <w:numId w:val="1037"/>
         </w:numPr>
       </w:pPr>
-      <w:hyperlink r:id="rId167"/>
-      <w:r>
-        <w:t xml:space="preserve"> </w:t>
-      </w:r>
-      <w:hyperlink r:id="rId168">
+      <w:hyperlink r:id="rId169"/>
+      <w:r>
+        <w:t xml:space="preserve"> </w:t>
+      </w:r>
+      <w:hyperlink r:id="rId170">
         <w:r>
           <w:rPr>
             <w:rStyle w:val="Hyperlink"/>
@@ -23883,11 +23883,11 @@
           <w:numId w:val="1037"/>
         </w:numPr>
       </w:pPr>
-      <w:hyperlink r:id="rId169"/>
-      <w:r>
-        <w:t xml:space="preserve"> </w:t>
-      </w:r>
-      <w:hyperlink r:id="rId170">
+      <w:hyperlink r:id="rId171"/>
+      <w:r>
+        <w:t xml:space="preserve"> </w:t>
+      </w:r>
+      <w:hyperlink r:id="rId172">
         <w:r>
           <w:rPr>
             <w:rStyle w:val="Hyperlink"/>
@@ -23904,11 +23904,11 @@
           <w:numId w:val="1037"/>
         </w:numPr>
       </w:pPr>
-      <w:hyperlink r:id="rId171"/>
-      <w:r>
-        <w:t xml:space="preserve"> </w:t>
-      </w:r>
-      <w:hyperlink r:id="rId172">
+      <w:hyperlink r:id="rId173"/>
+      <w:r>
+        <w:t xml:space="preserve"> </w:t>
+      </w:r>
+      <w:hyperlink r:id="rId174">
         <w:r>
           <w:rPr>
             <w:rStyle w:val="Hyperlink"/>
@@ -23925,11 +23925,11 @@
           <w:numId w:val="1037"/>
         </w:numPr>
       </w:pPr>
-      <w:hyperlink r:id="rId173"/>
-      <w:r>
-        <w:t xml:space="preserve"> </w:t>
-      </w:r>
-      <w:hyperlink r:id="rId174">
+      <w:hyperlink r:id="rId175"/>
+      <w:r>
+        <w:t xml:space="preserve"> </w:t>
+      </w:r>
+      <w:hyperlink r:id="rId176">
         <w:r>
           <w:rPr>
             <w:rStyle w:val="Hyperlink"/>
@@ -23946,11 +23946,11 @@
           <w:numId w:val="1037"/>
         </w:numPr>
       </w:pPr>
-      <w:hyperlink r:id="rId175"/>
-      <w:r>
-        <w:t xml:space="preserve"> </w:t>
-      </w:r>
-      <w:hyperlink r:id="rId176">
+      <w:hyperlink r:id="rId177"/>
+      <w:r>
+        <w:t xml:space="preserve"> </w:t>
+      </w:r>
+      <w:hyperlink r:id="rId178">
         <w:r>
           <w:rPr>
             <w:rStyle w:val="Hyperlink"/>
@@ -23967,11 +23967,11 @@
           <w:numId w:val="1037"/>
         </w:numPr>
       </w:pPr>
-      <w:hyperlink r:id="rId177"/>
-      <w:r>
-        <w:t xml:space="preserve"> </w:t>
-      </w:r>
-      <w:hyperlink r:id="rId178">
+      <w:hyperlink r:id="rId179"/>
+      <w:r>
+        <w:t xml:space="preserve"> </w:t>
+      </w:r>
+      <w:hyperlink r:id="rId180">
         <w:r>
           <w:rPr>
             <w:rStyle w:val="Hyperlink"/>
@@ -23988,11 +23988,11 @@
           <w:numId w:val="1037"/>
         </w:numPr>
       </w:pPr>
-      <w:hyperlink r:id="rId179"/>
-      <w:r>
-        <w:t xml:space="preserve"> </w:t>
-      </w:r>
-      <w:hyperlink r:id="rId180">
+      <w:hyperlink r:id="rId181"/>
+      <w:r>
+        <w:t xml:space="preserve"> </w:t>
+      </w:r>
+      <w:hyperlink r:id="rId182">
         <w:r>
           <w:rPr>
             <w:rStyle w:val="Hyperlink"/>
@@ -24009,11 +24009,11 @@
           <w:numId w:val="1037"/>
         </w:numPr>
       </w:pPr>
-      <w:hyperlink r:id="rId181"/>
-      <w:r>
-        <w:t xml:space="preserve"> </w:t>
-      </w:r>
-      <w:hyperlink r:id="rId182">
+      <w:hyperlink r:id="rId183"/>
+      <w:r>
+        <w:t xml:space="preserve"> </w:t>
+      </w:r>
+      <w:hyperlink r:id="rId184">
         <w:r>
           <w:rPr>
             <w:rStyle w:val="Hyperlink"/>
@@ -24024,20 +24024,104 @@
     </w:p>
     <w:p>
       <w:pPr>
+        <w:pStyle w:val="Compact"/>
+        <w:numPr>
+          <w:ilvl w:val="0"/>
+          <w:numId w:val="1037"/>
+        </w:numPr>
+      </w:pPr>
+      <w:hyperlink r:id="rId185"/>
+      <w:r>
+        <w:t xml:space="preserve"> </w:t>
+      </w:r>
+      <w:hyperlink r:id="rId186">
+        <w:r>
+          <w:rPr>
+            <w:rStyle w:val="Hyperlink"/>
+          </w:rPr>
+          <w:t xml:space="preserve">Guia De Ranger</w:t>
+        </w:r>
+      </w:hyperlink>
+    </w:p>
+    <w:p>
+      <w:pPr>
+        <w:pStyle w:val="Compact"/>
+        <w:numPr>
+          <w:ilvl w:val="0"/>
+          <w:numId w:val="1037"/>
+        </w:numPr>
+      </w:pPr>
+      <w:hyperlink r:id="rId187"/>
+      <w:r>
+        <w:t xml:space="preserve"> </w:t>
+      </w:r>
+      <w:hyperlink r:id="rId188">
+        <w:r>
+          <w:rPr>
+            <w:rStyle w:val="Hyperlink"/>
+          </w:rPr>
+          <w:t xml:space="preserve">Guia De Kitty Terminal</w:t>
+        </w:r>
+      </w:hyperlink>
+    </w:p>
+    <w:p>
+      <w:pPr>
+        <w:pStyle w:val="Compact"/>
+        <w:numPr>
+          <w:ilvl w:val="0"/>
+          <w:numId w:val="1037"/>
+        </w:numPr>
+      </w:pPr>
+      <w:hyperlink r:id="rId189"/>
+      <w:r>
+        <w:t xml:space="preserve"> </w:t>
+      </w:r>
+      <w:hyperlink r:id="rId190">
+        <w:r>
+          <w:rPr>
+            <w:rStyle w:val="Hyperlink"/>
+          </w:rPr>
+          <w:t xml:space="preserve">Guia De Positron Ide</w:t>
+        </w:r>
+      </w:hyperlink>
+    </w:p>
+    <w:p>
+      <w:pPr>
+        <w:pStyle w:val="Compact"/>
+        <w:numPr>
+          <w:ilvl w:val="0"/>
+          <w:numId w:val="1037"/>
+        </w:numPr>
+      </w:pPr>
+      <w:hyperlink r:id="rId191"/>
+      <w:r>
+        <w:t xml:space="preserve"> </w:t>
+      </w:r>
+      <w:hyperlink r:id="rId192">
+        <w:r>
+          <w:rPr>
+            <w:rStyle w:val="Hyperlink"/>
+          </w:rPr>
+          <w:t xml:space="preserve">Guia De Rsync</w:t>
+        </w:r>
+      </w:hyperlink>
+    </w:p>
+    <w:p>
+      <w:pPr>
         <w:pStyle w:val="FirstParagraph"/>
       </w:pPr>
       <w:r>
         <w:t xml:space="preserve">Esperamos que encuentres estas publicaciones igualmente interesantes y útiles. ¡Disfruta de la lectura!</w:t>
       </w:r>
     </w:p>
-    <w:bookmarkEnd w:id="183"/>
+    <w:bookmarkEnd w:id="193"/>
     <w:sectPr>
-      <w:headerReference r:id="rId9" w:type="even"/>
-      <w:headerReference r:id="rId11" w:type="default"/>
-      <w:footerReference r:id="rId14" w:type="even"/>
-      <w:footerReference r:id="rId13" w:type="default"/>
-      <w:headerReference r:id="rId10" w:type="first"/>
-      <w:footerReference r:id="rId12" w:type="first"/>
+      <w:headerReference r:id="rId8" w:type="even"/>
+      <w:headerReference r:id="rId9" w:type="default"/>
+      <w:footerReference r:id="rId10" w:type="even"/>
+      <w:footerReference r:id="rId11" w:type="default"/>
+      <w:headerReference r:id="rId12" w:type="first"/>
+      <w:footerReference r:id="rId13" w:type="first"/>
       <w:pgSz w:h="15840" w:w="12240"/>
       <w:pgMar w:bottom="1440" w:footer="720" w:gutter="0" w:header="720" w:left="1440" w:right="1440" w:top="1440"/>
       <w:cols w:space="720"/>
